--- a/PW04ТВ-21_LAS/PW04ТВ-21_ЛазарчукАртемСергійович.docx
+++ b/PW04ТВ-21_LAS/PW04ТВ-21_ЛазарчукАртемСергійович.docx
@@ -633,6 +633,7 @@
       <w:r>
         <w:rPr>
           <w:rFonts w:ascii="Times New Roman" w:eastAsia="Times New Roman" w:hAnsi="Times New Roman" w:cs="Times New Roman"/>
+          <w:noProof/>
           <w:color w:val="000000"/>
           <w:sz w:val="28"/>
           <w:szCs w:val="32"/>
@@ -3399,6 +3400,7 @@
         <w:rPr>
           <w:rFonts w:ascii="Times New Roman" w:eastAsia="Times New Roman" w:hAnsi="Times New Roman" w:cs="Times New Roman"/>
           <w:b/>
+          <w:noProof/>
           <w:color w:val="000000"/>
           <w:sz w:val="28"/>
           <w:szCs w:val="28"/>
@@ -5726,10 +5728,10 @@
         <w:rPr>
           <w:rFonts w:ascii="Times New Roman" w:eastAsia="Times New Roman" w:hAnsi="Times New Roman" w:cs="Times New Roman"/>
           <w:b/>
+          <w:noProof/>
           <w:color w:val="000000"/>
           <w:sz w:val="28"/>
           <w:szCs w:val="28"/>
-          <w:lang w:val="en-US"/>
         </w:rPr>
         <w:drawing>
           <wp:inline distT="0" distB="0" distL="0" distR="0" wp14:anchorId="1B141E49" wp14:editId="74F54168">
@@ -14089,6 +14091,7 @@
         <w:rPr>
           <w:rFonts w:ascii="Times New Roman" w:eastAsia="Times New Roman" w:hAnsi="Times New Roman" w:cs="Times New Roman"/>
           <w:b/>
+          <w:noProof/>
           <w:color w:val="000000"/>
           <w:sz w:val="28"/>
           <w:szCs w:val="28"/>
@@ -14363,29 +14366,41 @@
         <w:pStyle w:val="a6"/>
         <w:spacing w:before="0" w:beforeAutospacing="0" w:after="0" w:afterAutospacing="0" w:line="360" w:lineRule="auto"/>
         <w:jc w:val="both"/>
-      </w:pPr>
-      <w:r>
+        <w:rPr>
+          <w:sz w:val="28"/>
+        </w:rPr>
+      </w:pPr>
+      <w:r>
+        <w:rPr>
+          <w:sz w:val="28"/>
+        </w:rPr>
         <w:t xml:space="preserve">У процесі виконання лабораторної роботи було успішно </w:t>
       </w:r>
       <w:r>
         <w:rPr>
           <w:bCs/>
+          <w:sz w:val="28"/>
         </w:rPr>
         <w:t>розроблено та реалізовано програмний комплекс</w:t>
       </w:r>
       <w:r>
+        <w:rPr>
+          <w:sz w:val="28"/>
+        </w:rPr>
         <w:t xml:space="preserve"> на мові </w:t>
       </w:r>
       <w:r>
         <w:rPr>
           <w:bCs/>
+          <w:sz w:val="28"/>
           <w:lang w:val="en-US"/>
         </w:rPr>
         <w:t>Go</w:t>
       </w:r>
-      <w:bookmarkStart w:id="1" w:name="_GoBack"/>
-      <w:bookmarkEnd w:id="1"/>
-      <w:r>
+      <w:r>
+        <w:rPr>
+          <w:sz w:val="28"/>
+        </w:rPr>
         <w:t xml:space="preserve"> для моделювання та розрахунку електричних режимів в енергосистемі.</w:t>
       </w:r>
     </w:p>
@@ -14394,17 +14409,27 @@
         <w:pStyle w:val="a6"/>
         <w:spacing w:before="0" w:beforeAutospacing="0" w:after="0" w:afterAutospacing="0" w:line="360" w:lineRule="auto"/>
         <w:jc w:val="both"/>
-      </w:pPr>
-      <w:r>
+        <w:rPr>
+          <w:sz w:val="28"/>
+        </w:rPr>
+      </w:pPr>
+      <w:r>
+        <w:rPr>
+          <w:sz w:val="28"/>
+        </w:rPr>
         <w:t xml:space="preserve">Розроблений функціонал забезпечив </w:t>
       </w:r>
       <w:r>
         <w:rPr>
           <w:bCs/>
+          <w:sz w:val="28"/>
         </w:rPr>
         <w:t>комплексний аналіз</w:t>
       </w:r>
       <w:r>
+        <w:rPr>
+          <w:sz w:val="28"/>
+        </w:rPr>
         <w:t xml:space="preserve"> електричної мережі у різних станах:</w:t>
       </w:r>
     </w:p>
@@ -14417,34 +14442,49 @@
         </w:numPr>
         <w:spacing w:before="0" w:beforeAutospacing="0" w:after="0" w:afterAutospacing="0" w:line="360" w:lineRule="auto"/>
         <w:jc w:val="both"/>
+        <w:rPr>
+          <w:sz w:val="28"/>
+        </w:rPr>
       </w:pPr>
       <w:r>
         <w:rPr>
           <w:bCs/>
+          <w:sz w:val="28"/>
         </w:rPr>
         <w:t>Режимні розрахунки</w:t>
       </w:r>
       <w:r>
+        <w:rPr>
+          <w:sz w:val="28"/>
+        </w:rPr>
         <w:t xml:space="preserve">: Визначено струми та параметри </w:t>
       </w:r>
       <w:r>
         <w:rPr>
           <w:bCs/>
+          <w:sz w:val="28"/>
         </w:rPr>
         <w:t>нормального</w:t>
       </w:r>
       <w:r>
+        <w:rPr>
+          <w:sz w:val="28"/>
+        </w:rPr>
         <w:t xml:space="preserve"> та </w:t>
       </w:r>
       <w:proofErr w:type="spellStart"/>
       <w:r>
         <w:rPr>
           <w:bCs/>
+          <w:sz w:val="28"/>
         </w:rPr>
         <w:t>післяаварійного</w:t>
       </w:r>
       <w:proofErr w:type="spellEnd"/>
       <w:r>
+        <w:rPr>
+          <w:sz w:val="28"/>
+        </w:rPr>
         <w:t xml:space="preserve"> режимів роботи.</w:t>
       </w:r>
     </w:p>
@@ -14457,50 +14497,73 @@
         </w:numPr>
         <w:spacing w:before="0" w:beforeAutospacing="0" w:after="0" w:afterAutospacing="0" w:line="360" w:lineRule="auto"/>
         <w:jc w:val="both"/>
+        <w:rPr>
+          <w:sz w:val="28"/>
+        </w:rPr>
       </w:pPr>
       <w:r>
         <w:rPr>
           <w:bCs/>
+          <w:sz w:val="28"/>
         </w:rPr>
         <w:t>Розрахунки коротких замикань (КЗ)</w:t>
       </w:r>
       <w:r>
+        <w:rPr>
+          <w:sz w:val="28"/>
+        </w:rPr>
         <w:t xml:space="preserve">: Виконано обчислення струмів </w:t>
       </w:r>
       <w:r>
         <w:rPr>
           <w:bCs/>
+          <w:sz w:val="28"/>
         </w:rPr>
         <w:t>трифазного (симетричного)</w:t>
       </w:r>
       <w:r>
+        <w:rPr>
+          <w:sz w:val="28"/>
+        </w:rPr>
         <w:t xml:space="preserve"> та </w:t>
       </w:r>
       <w:r>
         <w:rPr>
           <w:bCs/>
+          <w:sz w:val="28"/>
         </w:rPr>
         <w:t>двофазного (несиметричного)</w:t>
       </w:r>
       <w:r>
+        <w:rPr>
+          <w:sz w:val="28"/>
+        </w:rPr>
         <w:t xml:space="preserve"> КЗ у двох критичних вузлах: на шинах </w:t>
       </w:r>
       <w:r>
         <w:rPr>
           <w:bCs/>
+          <w:sz w:val="28"/>
         </w:rPr>
         <w:t>10 кВ</w:t>
       </w:r>
       <w:r>
+        <w:rPr>
+          <w:sz w:val="28"/>
+        </w:rPr>
         <w:t xml:space="preserve"> та на лінії </w:t>
       </w:r>
       <w:r>
         <w:rPr>
           <w:bCs/>
+          <w:sz w:val="28"/>
         </w:rPr>
         <w:t>110 кВ</w:t>
       </w:r>
       <w:r>
+        <w:rPr>
+          <w:sz w:val="28"/>
+        </w:rPr>
         <w:t>.</w:t>
       </w:r>
     </w:p>
@@ -14513,32 +14576,47 @@
         </w:numPr>
         <w:spacing w:before="0" w:beforeAutospacing="0" w:after="0" w:afterAutospacing="0" w:line="360" w:lineRule="auto"/>
         <w:jc w:val="both"/>
+        <w:rPr>
+          <w:sz w:val="28"/>
+        </w:rPr>
       </w:pPr>
       <w:r>
         <w:rPr>
           <w:bCs/>
+          <w:sz w:val="28"/>
         </w:rPr>
         <w:t>Врахування режимів живлення</w:t>
       </w:r>
       <w:r>
+        <w:rPr>
+          <w:sz w:val="28"/>
+        </w:rPr>
         <w:t xml:space="preserve">: Розрахунки КЗ проведені як для </w:t>
       </w:r>
       <w:r>
         <w:rPr>
           <w:bCs/>
+          <w:sz w:val="28"/>
         </w:rPr>
         <w:t>нормального</w:t>
       </w:r>
       <w:r>
+        <w:rPr>
+          <w:sz w:val="28"/>
+        </w:rPr>
         <w:t xml:space="preserve">, так і для </w:t>
       </w:r>
       <w:r>
         <w:rPr>
           <w:bCs/>
+          <w:sz w:val="28"/>
         </w:rPr>
         <w:t>мінімального</w:t>
       </w:r>
       <w:r>
+        <w:rPr>
+          <w:sz w:val="28"/>
+        </w:rPr>
         <w:t xml:space="preserve"> режимів системи, що є ключовим для оцінки найгірших умов роботи.</w:t>
       </w:r>
     </w:p>
@@ -14547,23 +14625,34 @@
         <w:pStyle w:val="a6"/>
         <w:spacing w:before="0" w:beforeAutospacing="0" w:after="0" w:afterAutospacing="0" w:line="360" w:lineRule="auto"/>
         <w:jc w:val="both"/>
-      </w:pPr>
-      <w:r>
+        <w:rPr>
+          <w:sz w:val="28"/>
+        </w:rPr>
+      </w:pPr>
+      <w:r>
+        <w:rPr>
+          <w:sz w:val="28"/>
+        </w:rPr>
+        <w:lastRenderedPageBreak/>
         <w:t xml:space="preserve">Для обчислення струмів несиметричних КЗ (зокрема двофазного) було застосовано </w:t>
       </w:r>
       <w:r>
         <w:rPr>
           <w:bCs/>
+          <w:sz w:val="28"/>
         </w:rPr>
         <w:t>метод симетричних складових</w:t>
       </w:r>
       <w:r>
+        <w:rPr>
+          <w:sz w:val="28"/>
+        </w:rPr>
         <w:t>, що забезпечило високу точність моделювання .</w:t>
       </w:r>
     </w:p>
     <w:p>
       <w:pPr>
-        <w:spacing w:after="0"/>
+        <w:spacing w:after="0" w:line="360" w:lineRule="auto"/>
         <w:ind w:firstLine="709"/>
         <w:jc w:val="both"/>
         <w:rPr>
@@ -14573,17 +14662,228 @@
           <w:szCs w:val="28"/>
         </w:rPr>
       </w:pPr>
-    </w:p>
-    <w:p>
-      <w:pPr>
-        <w:spacing w:after="0"/>
+      <w:r>
         <w:rPr>
           <w:rFonts w:ascii="Times New Roman" w:eastAsia="Times New Roman" w:hAnsi="Times New Roman" w:cs="Times New Roman"/>
           <w:color w:val="000000"/>
           <w:sz w:val="28"/>
           <w:szCs w:val="28"/>
         </w:rPr>
-      </w:pPr>
+        <w:t xml:space="preserve">Порівняно з реалізацією на </w:t>
+      </w:r>
+      <w:proofErr w:type="spellStart"/>
+      <w:r>
+        <w:rPr>
+          <w:rFonts w:ascii="Times New Roman" w:eastAsia="Times New Roman" w:hAnsi="Times New Roman" w:cs="Times New Roman"/>
+          <w:color w:val="000000"/>
+          <w:sz w:val="28"/>
+          <w:szCs w:val="28"/>
+        </w:rPr>
+        <w:t>Kotlin</w:t>
+      </w:r>
+      <w:proofErr w:type="spellEnd"/>
+      <w:r>
+        <w:rPr>
+          <w:rFonts w:ascii="Times New Roman" w:eastAsia="Times New Roman" w:hAnsi="Times New Roman" w:cs="Times New Roman"/>
+          <w:color w:val="000000"/>
+          <w:sz w:val="28"/>
+          <w:szCs w:val="28"/>
+        </w:rPr>
+        <w:t xml:space="preserve"> з </w:t>
+      </w:r>
+      <w:proofErr w:type="spellStart"/>
+      <w:r>
+        <w:rPr>
+          <w:rFonts w:ascii="Times New Roman" w:eastAsia="Times New Roman" w:hAnsi="Times New Roman" w:cs="Times New Roman"/>
+          <w:color w:val="000000"/>
+          <w:sz w:val="28"/>
+          <w:szCs w:val="28"/>
+        </w:rPr>
+        <w:t>Jetpack</w:t>
+      </w:r>
+      <w:proofErr w:type="spellEnd"/>
+      <w:r>
+        <w:rPr>
+          <w:rFonts w:ascii="Times New Roman" w:eastAsia="Times New Roman" w:hAnsi="Times New Roman" w:cs="Times New Roman"/>
+          <w:color w:val="000000"/>
+          <w:sz w:val="28"/>
+          <w:szCs w:val="28"/>
+        </w:rPr>
+        <w:t xml:space="preserve"> </w:t>
+      </w:r>
+      <w:proofErr w:type="spellStart"/>
+      <w:r>
+        <w:rPr>
+          <w:rFonts w:ascii="Times New Roman" w:eastAsia="Times New Roman" w:hAnsi="Times New Roman" w:cs="Times New Roman"/>
+          <w:color w:val="000000"/>
+          <w:sz w:val="28"/>
+          <w:szCs w:val="28"/>
+        </w:rPr>
+        <w:t>Compose</w:t>
+      </w:r>
+      <w:proofErr w:type="spellEnd"/>
+      <w:r>
+        <w:rPr>
+          <w:rFonts w:ascii="Times New Roman" w:eastAsia="Times New Roman" w:hAnsi="Times New Roman" w:cs="Times New Roman"/>
+          <w:color w:val="000000"/>
+          <w:sz w:val="28"/>
+          <w:szCs w:val="28"/>
+        </w:rPr>
+        <w:t xml:space="preserve"> для </w:t>
+      </w:r>
+      <w:proofErr w:type="spellStart"/>
+      <w:r>
+        <w:rPr>
+          <w:rFonts w:ascii="Times New Roman" w:eastAsia="Times New Roman" w:hAnsi="Times New Roman" w:cs="Times New Roman"/>
+          <w:color w:val="000000"/>
+          <w:sz w:val="28"/>
+          <w:szCs w:val="28"/>
+        </w:rPr>
+        <w:t>Android</w:t>
+      </w:r>
+      <w:proofErr w:type="spellEnd"/>
+      <w:r>
+        <w:rPr>
+          <w:rFonts w:ascii="Times New Roman" w:eastAsia="Times New Roman" w:hAnsi="Times New Roman" w:cs="Times New Roman"/>
+          <w:color w:val="000000"/>
+          <w:sz w:val="28"/>
+          <w:szCs w:val="28"/>
+        </w:rPr>
+        <w:t xml:space="preserve">, веб-версія на </w:t>
+      </w:r>
+      <w:proofErr w:type="spellStart"/>
+      <w:r>
+        <w:rPr>
+          <w:rFonts w:ascii="Times New Roman" w:eastAsia="Times New Roman" w:hAnsi="Times New Roman" w:cs="Times New Roman"/>
+          <w:color w:val="000000"/>
+          <w:sz w:val="28"/>
+          <w:szCs w:val="28"/>
+        </w:rPr>
+        <w:t>Go</w:t>
+      </w:r>
+      <w:proofErr w:type="spellEnd"/>
+      <w:r>
+        <w:rPr>
+          <w:rFonts w:ascii="Times New Roman" w:eastAsia="Times New Roman" w:hAnsi="Times New Roman" w:cs="Times New Roman"/>
+          <w:color w:val="000000"/>
+          <w:sz w:val="28"/>
+          <w:szCs w:val="28"/>
+        </w:rPr>
+        <w:t xml:space="preserve"> має низку відмінностей. </w:t>
+      </w:r>
+      <w:proofErr w:type="spellStart"/>
+      <w:r>
+        <w:rPr>
+          <w:rFonts w:ascii="Times New Roman" w:eastAsia="Times New Roman" w:hAnsi="Times New Roman" w:cs="Times New Roman"/>
+          <w:color w:val="000000"/>
+          <w:sz w:val="28"/>
+          <w:szCs w:val="28"/>
+        </w:rPr>
+        <w:t>Kotlin</w:t>
+      </w:r>
+      <w:proofErr w:type="spellEnd"/>
+      <w:r>
+        <w:rPr>
+          <w:rFonts w:ascii="Times New Roman" w:eastAsia="Times New Roman" w:hAnsi="Times New Roman" w:cs="Times New Roman"/>
+          <w:color w:val="000000"/>
+          <w:sz w:val="28"/>
+          <w:szCs w:val="28"/>
+        </w:rPr>
+        <w:t xml:space="preserve">-застосунок працює як мобільна програма з </w:t>
+      </w:r>
+      <w:proofErr w:type="spellStart"/>
+      <w:r>
+        <w:rPr>
+          <w:rFonts w:ascii="Times New Roman" w:eastAsia="Times New Roman" w:hAnsi="Times New Roman" w:cs="Times New Roman"/>
+          <w:color w:val="000000"/>
+          <w:sz w:val="28"/>
+          <w:szCs w:val="28"/>
+        </w:rPr>
+        <w:t>нативним</w:t>
+      </w:r>
+      <w:proofErr w:type="spellEnd"/>
+      <w:r>
+        <w:rPr>
+          <w:rFonts w:ascii="Times New Roman" w:eastAsia="Times New Roman" w:hAnsi="Times New Roman" w:cs="Times New Roman"/>
+          <w:color w:val="000000"/>
+          <w:sz w:val="28"/>
+          <w:szCs w:val="28"/>
+        </w:rPr>
+        <w:t xml:space="preserve"> інтерфейсом, тоді як </w:t>
+      </w:r>
+      <w:proofErr w:type="spellStart"/>
+      <w:r>
+        <w:rPr>
+          <w:rFonts w:ascii="Times New Roman" w:eastAsia="Times New Roman" w:hAnsi="Times New Roman" w:cs="Times New Roman"/>
+          <w:color w:val="000000"/>
+          <w:sz w:val="28"/>
+          <w:szCs w:val="28"/>
+        </w:rPr>
+        <w:t>Go</w:t>
+      </w:r>
+      <w:proofErr w:type="spellEnd"/>
+      <w:r>
+        <w:rPr>
+          <w:rFonts w:ascii="Times New Roman" w:eastAsia="Times New Roman" w:hAnsi="Times New Roman" w:cs="Times New Roman"/>
+          <w:color w:val="000000"/>
+          <w:sz w:val="28"/>
+          <w:szCs w:val="28"/>
+        </w:rPr>
+        <w:t xml:space="preserve">-версія доступна в будь-якому браузері на різних платформах без встановлення. Обидві реалізації використовують однакові формули та метод симетричних складових для розрахунку струмів КЗ, тому результати збігаються. </w:t>
+      </w:r>
+      <w:proofErr w:type="spellStart"/>
+      <w:r>
+        <w:rPr>
+          <w:rFonts w:ascii="Times New Roman" w:eastAsia="Times New Roman" w:hAnsi="Times New Roman" w:cs="Times New Roman"/>
+          <w:color w:val="000000"/>
+          <w:sz w:val="28"/>
+          <w:szCs w:val="28"/>
+        </w:rPr>
+        <w:t>Go</w:t>
+      </w:r>
+      <w:proofErr w:type="spellEnd"/>
+      <w:r>
+        <w:rPr>
+          <w:rFonts w:ascii="Times New Roman" w:eastAsia="Times New Roman" w:hAnsi="Times New Roman" w:cs="Times New Roman"/>
+          <w:color w:val="000000"/>
+          <w:sz w:val="28"/>
+          <w:szCs w:val="28"/>
+        </w:rPr>
+        <w:t xml:space="preserve">-програма запускається як HTTP-сервер і не потребує </w:t>
+      </w:r>
+      <w:proofErr w:type="spellStart"/>
+      <w:r>
+        <w:rPr>
+          <w:rFonts w:ascii="Times New Roman" w:eastAsia="Times New Roman" w:hAnsi="Times New Roman" w:cs="Times New Roman"/>
+          <w:color w:val="000000"/>
+          <w:sz w:val="28"/>
+          <w:szCs w:val="28"/>
+        </w:rPr>
+        <w:t>Android</w:t>
+      </w:r>
+      <w:proofErr w:type="spellEnd"/>
+      <w:r>
+        <w:rPr>
+          <w:rFonts w:ascii="Times New Roman" w:eastAsia="Times New Roman" w:hAnsi="Times New Roman" w:cs="Times New Roman"/>
+          <w:color w:val="000000"/>
+          <w:sz w:val="28"/>
+          <w:szCs w:val="28"/>
+        </w:rPr>
+        <w:t xml:space="preserve"> SDK, що зручно для енергетиків та проектувальників, які можуть користуватися калькулятором безпосередньо з робочої станції через браузер. Веб-інтерфейс дозволяє швидко змінювати вхідні параметри (напругу, потужність, опори) та одразу отримувати результати розрахунків для всіх трьох завдань, що є важливим для оперативного аналізу електричних режимів.</w:t>
+      </w:r>
+    </w:p>
+    <w:p>
+      <w:pPr>
+        <w:spacing w:after="0"/>
+        <w:rPr>
+          <w:rFonts w:ascii="Times New Roman" w:eastAsia="Times New Roman" w:hAnsi="Times New Roman" w:cs="Times New Roman"/>
+          <w:color w:val="000000"/>
+          <w:sz w:val="28"/>
+          <w:szCs w:val="28"/>
+        </w:rPr>
+      </w:pPr>
+      <w:bookmarkStart w:id="1" w:name="_GoBack"/>
+      <w:bookmarkEnd w:id="1"/>
     </w:p>
     <w:sectPr>
       <w:pgSz w:w="12240" w:h="15840"/>
@@ -16860,7 +17160,6 @@
   <w:style w:type="character" w:default="1" w:styleId="a0">
     <w:name w:val="Default Paragraph Font"/>
     <w:uiPriority w:val="1"/>
-    <w:semiHidden/>
     <w:unhideWhenUsed/>
   </w:style>
   <w:style w:type="table" w:default="1" w:styleId="a1">
